--- a/docs/Plataforma-Cidade-Imperial-Fluxos-Email.docx
+++ b/docs/Plataforma-Cidade-Imperial-Fluxos-Email.docx
@@ -738,6 +738,22 @@
         <w:t xml:space="preserve">Antes, os e-mails traziam apenas a contagem de itens. Agora, cada comunicação de pedido, cotação e faturamento inclui a tabela de itens do processo (código, descrição, quantidade/unidade e valor), coerente com a decisão que foi tomada — inteira ou por item.</w:t>
       </w:r>
     </w:p>
+    <w:p>
+      <w:pPr>
+        <w:spacing w:after="120" w:before="0"/>
+      </w:pPr>
+      <w:r>
+        <w:rPr>
+          <w:b/>
+          <w:bCs/>
+          <w:color w:val="B38335"/>
+        </w:rPr>
+        <w:t xml:space="preserve">Regra de preço para a revenda: </w:t>
+      </w:r>
+      <w:r>
+        <w:t xml:space="preserve">a revenda nunca vê o preço de catálogo do produto — no catálogo, no carrinho e em "Meus pedidos" os valores aparecem como “sob negociação” ou “a definir”. Ela só passa a ver valores quando a Loja negocia (cotação) ou fatura os itens. Por isso os e-mails à revenda de pedido recebido, aprovado, encaminhado e atendido pelo estoque listam os produtos sem valor.</w:t>
+      </w:r>
+    </w:p>
     <w:tbl>
       <w:tblPr>
         <w:tblW w:type="pct" w:w="100%"/>
@@ -2226,7 +2242,7 @@
                 <w:sz w:val="20"/>
                 <w:szCs w:val="20"/>
               </w:rPr>
-              <w:t xml:space="preserve">Sim — lista de produtos, quantidade/unidade e valor</w:t>
+              <w:t xml:space="preserve">Sim — produtos, quantidade/unidade e valor</w:t>
             </w:r>
           </w:p>
         </w:tc>
@@ -2533,7 +2549,7 @@
                 <w:sz w:val="20"/>
                 <w:szCs w:val="20"/>
               </w:rPr>
-              <w:t xml:space="preserve">Sim — lista de produtos, quantidade/unidade e valor</w:t>
+              <w:t xml:space="preserve">Sim — produtos e quantidades (valor NÃO exibido à revenda)</w:t>
             </w:r>
           </w:p>
         </w:tc>
@@ -2569,7 +2585,7 @@
       <w:r>
         <w:drawing>
           <wp:inline distT="0" distB="0" distL="0" distR="0">
-            <wp:extent cx="3429000" cy="3162300"/>
+            <wp:extent cx="3429000" cy="3124200"/>
             <wp:effectExtent t="0" r="0" b="0" l="0"/>
             <wp:docPr id="1" name="" descr="" title=""/>
             <wp:cNvGraphicFramePr>
@@ -2594,7 +2610,7 @@
                   <pic:spPr bwMode="auto">
                     <a:xfrm>
                       <a:off x="0" y="0"/>
-                      <a:ext cx="3429000" cy="3162300"/>
+                      <a:ext cx="3429000" cy="3124200"/>
                     </a:xfrm>
                     <a:prstGeom prst="rect">
                       <a:avLst/>
@@ -2840,7 +2856,7 @@
                 <w:sz w:val="20"/>
                 <w:szCs w:val="20"/>
               </w:rPr>
-              <w:t xml:space="preserve">Sim — lista de produtos, quantidade/unidade e valor</w:t>
+              <w:t xml:space="preserve">Sim — produtos e quantidades (valor NÃO exibido à revenda)</w:t>
             </w:r>
           </w:p>
         </w:tc>
@@ -2876,7 +2892,7 @@
       <w:r>
         <w:drawing>
           <wp:inline distT="0" distB="0" distL="0" distR="0">
-            <wp:extent cx="3429000" cy="3000375"/>
+            <wp:extent cx="3429000" cy="2962275"/>
             <wp:effectExtent t="0" r="0" b="0" l="0"/>
             <wp:docPr id="1" name="" descr="" title=""/>
             <wp:cNvGraphicFramePr>
@@ -2901,7 +2917,7 @@
                   <pic:spPr bwMode="auto">
                     <a:xfrm>
                       <a:off x="0" y="0"/>
-                      <a:ext cx="3429000" cy="3000375"/>
+                      <a:ext cx="3429000" cy="2962275"/>
                     </a:xfrm>
                     <a:prstGeom prst="rect">
                       <a:avLst/>
@@ -3147,7 +3163,7 @@
                 <w:sz w:val="20"/>
                 <w:szCs w:val="20"/>
               </w:rPr>
-              <w:t xml:space="preserve">Sim — lista de produtos, quantidade/unidade e valor</w:t>
+              <w:t xml:space="preserve">Sim — produtos, quantidade/unidade e valor</w:t>
             </w:r>
           </w:p>
         </w:tc>
@@ -3454,7 +3470,7 @@
                 <w:sz w:val="20"/>
                 <w:szCs w:val="20"/>
               </w:rPr>
-              <w:t xml:space="preserve">Sim — lista de produtos, quantidade/unidade e valor</w:t>
+              <w:t xml:space="preserve">Sim — produtos e quantidades (valor NÃO exibido à revenda)</w:t>
             </w:r>
           </w:p>
         </w:tc>
@@ -3490,7 +3506,7 @@
       <w:r>
         <w:drawing>
           <wp:inline distT="0" distB="0" distL="0" distR="0">
-            <wp:extent cx="3429000" cy="2781300"/>
+            <wp:extent cx="3429000" cy="2905125"/>
             <wp:effectExtent t="0" r="0" b="0" l="0"/>
             <wp:docPr id="1" name="" descr="" title=""/>
             <wp:cNvGraphicFramePr>
@@ -3515,7 +3531,7 @@
                   <pic:spPr bwMode="auto">
                     <a:xfrm>
                       <a:off x="0" y="0"/>
-                      <a:ext cx="3429000" cy="2781300"/>
+                      <a:ext cx="3429000" cy="2905125"/>
                     </a:xfrm>
                     <a:prstGeom prst="rect">
                       <a:avLst/>
@@ -3761,7 +3777,7 @@
                 <w:sz w:val="20"/>
                 <w:szCs w:val="20"/>
               </w:rPr>
-              <w:t xml:space="preserve">Sim — lista de produtos, quantidade/unidade e valor</w:t>
+              <w:t xml:space="preserve">Sim — produtos, quantidade/unidade e valor</w:t>
             </w:r>
           </w:p>
         </w:tc>
@@ -4068,7 +4084,7 @@
                 <w:sz w:val="20"/>
                 <w:szCs w:val="20"/>
               </w:rPr>
-              <w:t xml:space="preserve">Sim — lista de produtos, quantidade/unidade e valor</w:t>
+              <w:t xml:space="preserve">Sim — produtos, quantidade/unidade e valor</w:t>
             </w:r>
           </w:p>
         </w:tc>
@@ -4375,7 +4391,7 @@
                 <w:sz w:val="20"/>
                 <w:szCs w:val="20"/>
               </w:rPr>
-              <w:t xml:space="preserve">Sim — lista de produtos, quantidade/unidade e valor</w:t>
+              <w:t xml:space="preserve">Sim — produtos e quantidades (valor NÃO exibido à revenda)</w:t>
             </w:r>
           </w:p>
         </w:tc>
@@ -4411,7 +4427,7 @@
       <w:r>
         <w:drawing>
           <wp:inline distT="0" distB="0" distL="0" distR="0">
-            <wp:extent cx="3429000" cy="2590800"/>
+            <wp:extent cx="3429000" cy="2705100"/>
             <wp:effectExtent t="0" r="0" b="0" l="0"/>
             <wp:docPr id="1" name="" descr="" title=""/>
             <wp:cNvGraphicFramePr>
@@ -4436,7 +4452,7 @@
                   <pic:spPr bwMode="auto">
                     <a:xfrm>
                       <a:off x="0" y="0"/>
-                      <a:ext cx="3429000" cy="2590800"/>
+                      <a:ext cx="3429000" cy="2705100"/>
                     </a:xfrm>
                     <a:prstGeom prst="rect">
                       <a:avLst/>
@@ -4682,7 +4698,7 @@
                 <w:sz w:val="20"/>
                 <w:szCs w:val="20"/>
               </w:rPr>
-              <w:t xml:space="preserve">Sim — lista de produtos, quantidade/unidade e valor</w:t>
+              <w:t xml:space="preserve">Sim — produtos e quantidades (valor NÃO exibido à revenda)</w:t>
             </w:r>
           </w:p>
         </w:tc>
@@ -4718,7 +4734,7 @@
       <w:r>
         <w:drawing>
           <wp:inline distT="0" distB="0" distL="0" distR="0">
-            <wp:extent cx="3429000" cy="2590800"/>
+            <wp:extent cx="3429000" cy="2705100"/>
             <wp:effectExtent t="0" r="0" b="0" l="0"/>
             <wp:docPr id="1" name="" descr="" title=""/>
             <wp:cNvGraphicFramePr>
@@ -4743,7 +4759,7 @@
                   <pic:spPr bwMode="auto">
                     <a:xfrm>
                       <a:off x="0" y="0"/>
-                      <a:ext cx="3429000" cy="2590800"/>
+                      <a:ext cx="3429000" cy="2705100"/>
                     </a:xfrm>
                     <a:prstGeom prst="rect">
                       <a:avLst/>
@@ -5014,7 +5030,7 @@
                 <w:sz w:val="20"/>
                 <w:szCs w:val="20"/>
               </w:rPr>
-              <w:t xml:space="preserve">Sim — lista de produtos, quantidade/unidade e valor</w:t>
+              <w:t xml:space="preserve">Sim — produtos, quantidade/unidade e valor</w:t>
             </w:r>
           </w:p>
         </w:tc>
@@ -5321,7 +5337,7 @@
                 <w:sz w:val="20"/>
                 <w:szCs w:val="20"/>
               </w:rPr>
-              <w:t xml:space="preserve">Sim — lista de produtos, quantidade/unidade e valor</w:t>
+              <w:t xml:space="preserve">Sim — produtos, quantidade/unidade e valor</w:t>
             </w:r>
           </w:p>
         </w:tc>
@@ -5628,7 +5644,7 @@
                 <w:sz w:val="20"/>
                 <w:szCs w:val="20"/>
               </w:rPr>
-              <w:t xml:space="preserve">Sim — lista de produtos, quantidade/unidade e valor</w:t>
+              <w:t xml:space="preserve">Sim — produtos, quantidade/unidade e valor</w:t>
             </w:r>
           </w:p>
         </w:tc>
@@ -5935,7 +5951,7 @@
                 <w:sz w:val="20"/>
                 <w:szCs w:val="20"/>
               </w:rPr>
-              <w:t xml:space="preserve">Sim — lista de produtos, quantidade/unidade e valor</w:t>
+              <w:t xml:space="preserve">Sim — produtos, quantidade/unidade e valor</w:t>
             </w:r>
           </w:p>
         </w:tc>
@@ -6242,7 +6258,7 @@
                 <w:sz w:val="20"/>
                 <w:szCs w:val="20"/>
               </w:rPr>
-              <w:t xml:space="preserve">Sim — lista de produtos, quantidade/unidade e valor</w:t>
+              <w:t xml:space="preserve">Sim — produtos, quantidade/unidade e valor</w:t>
             </w:r>
           </w:p>
         </w:tc>
@@ -6549,7 +6565,7 @@
                 <w:sz w:val="20"/>
                 <w:szCs w:val="20"/>
               </w:rPr>
-              <w:t xml:space="preserve">Sim — lista de produtos, quantidade/unidade e valor</w:t>
+              <w:t xml:space="preserve">Sim — produtos, quantidade/unidade e valor</w:t>
             </w:r>
           </w:p>
         </w:tc>
@@ -6881,7 +6897,7 @@
                 <w:sz w:val="20"/>
                 <w:szCs w:val="20"/>
               </w:rPr>
-              <w:t xml:space="preserve">Sim — lista de produtos, quantidade/unidade e valor</w:t>
+              <w:t xml:space="preserve">Sim — produtos, quantidade/unidade e valor</w:t>
             </w:r>
           </w:p>
         </w:tc>
@@ -7188,7 +7204,7 @@
                 <w:sz w:val="20"/>
                 <w:szCs w:val="20"/>
               </w:rPr>
-              <w:t xml:space="preserve">Sim — lista de produtos, quantidade/unidade e valor</w:t>
+              <w:t xml:space="preserve">Sim — produtos, quantidade/unidade e valor</w:t>
             </w:r>
           </w:p>
         </w:tc>
